--- a/Quiz_Immunologia.docx
+++ b/Quiz_Immunologia.docx
@@ -59,14 +59,27 @@
           <w:lang w:val="it-IT"/>
         </w:rPr>
       </w:pPr>
-      <w:hyperlink w:anchor="cat_immunità_innata_e_infiammazione" w:history="1">
-        <w:r>
-          <w:rPr>
-            <w:lang w:val="it-IT"/>
-          </w:rPr>
-          <w:t>Immunità innata e infiammazione (61 domande)</w:t>
-        </w:r>
-      </w:hyperlink>
+      <w:r>
+        <w:fldChar w:fldCharType="begin"/>
+      </w:r>
+      <w:r>
+        <w:rPr>
+          <w:lang w:val="it-IT"/>
+        </w:rPr>
+        <w:instrText>HYPERLINK \l "cat_immunità_innata_e_infiammazione"</w:instrText>
+      </w:r>
+      <w:r>
+        <w:fldChar w:fldCharType="separate"/>
+      </w:r>
+      <w:r>
+        <w:rPr>
+          <w:lang w:val="it-IT"/>
+        </w:rPr>
+        <w:t>Immunità innata e infiammazione (61 domande)</w:t>
+      </w:r>
+      <w:r>
+        <w:fldChar w:fldCharType="end"/>
+      </w:r>
     </w:p>
     <w:p>
       <w:pPr>
@@ -106,14 +119,27 @@
           <w:lang w:val="it-IT"/>
         </w:rPr>
       </w:pPr>
-      <w:hyperlink w:anchor="cat_mhc_hla_e_presentazione_dell_antigene" w:history="1">
-        <w:r>
-          <w:rPr>
-            <w:lang w:val="it-IT"/>
-          </w:rPr>
-          <w:t>MHC/HLA e presentazione dell’antigene (90 domande)</w:t>
-        </w:r>
-      </w:hyperlink>
+      <w:r>
+        <w:fldChar w:fldCharType="begin"/>
+      </w:r>
+      <w:r>
+        <w:rPr>
+          <w:lang w:val="it-IT"/>
+        </w:rPr>
+        <w:instrText>HYPERLINK \l "cat_mhc_hla_e_presentazione_dell_antigene"</w:instrText>
+      </w:r>
+      <w:r>
+        <w:fldChar w:fldCharType="separate"/>
+      </w:r>
+      <w:r>
+        <w:rPr>
+          <w:lang w:val="it-IT"/>
+        </w:rPr>
+        <w:t>MHC/HLA e presentazione dell’antigene (90 domande)</w:t>
+      </w:r>
+      <w:r>
+        <w:fldChar w:fldCharType="end"/>
+      </w:r>
     </w:p>
     <w:p>
       <w:pPr>
@@ -122,14 +148,27 @@
           <w:lang w:val="it-IT"/>
         </w:rPr>
       </w:pPr>
-      <w:hyperlink w:anchor="cat_apc_e_cellule_dendritiche" w:history="1">
-        <w:r>
-          <w:rPr>
-            <w:lang w:val="it-IT"/>
-          </w:rPr>
-          <w:t>APC e cellule dendritiche (4 domande)</w:t>
-        </w:r>
-      </w:hyperlink>
+      <w:r>
+        <w:fldChar w:fldCharType="begin"/>
+      </w:r>
+      <w:r>
+        <w:rPr>
+          <w:lang w:val="it-IT"/>
+        </w:rPr>
+        <w:instrText>HYPERLINK \l "cat_apc_e_cellule_dendritiche"</w:instrText>
+      </w:r>
+      <w:r>
+        <w:fldChar w:fldCharType="separate"/>
+      </w:r>
+      <w:r>
+        <w:rPr>
+          <w:lang w:val="it-IT"/>
+        </w:rPr>
+        <w:t>APC e cellule dendritiche (4 domande)</w:t>
+      </w:r>
+      <w:r>
+        <w:fldChar w:fldCharType="end"/>
+      </w:r>
     </w:p>
     <w:p>
       <w:pPr>
@@ -138,14 +177,27 @@
           <w:lang w:val="it-IT"/>
         </w:rPr>
       </w:pPr>
-      <w:hyperlink w:anchor="cat_linfociti_t_tcr_sviluppo_e_attivazione" w:history="1">
-        <w:r>
-          <w:rPr>
-            <w:lang w:val="it-IT"/>
-          </w:rPr>
-          <w:t>Linfociti T (TCR, sviluppo e attivazione) (91 domande)</w:t>
-        </w:r>
-      </w:hyperlink>
+      <w:r>
+        <w:fldChar w:fldCharType="begin"/>
+      </w:r>
+      <w:r>
+        <w:rPr>
+          <w:lang w:val="it-IT"/>
+        </w:rPr>
+        <w:instrText>HYPERLINK \l "cat_linfociti_t_tcr_sviluppo_e_attivazione"</w:instrText>
+      </w:r>
+      <w:r>
+        <w:fldChar w:fldCharType="separate"/>
+      </w:r>
+      <w:r>
+        <w:rPr>
+          <w:lang w:val="it-IT"/>
+        </w:rPr>
+        <w:t>Linfociti T (TCR, sviluppo e attivazione) (91 domande)</w:t>
+      </w:r>
+      <w:r>
+        <w:fldChar w:fldCharType="end"/>
+      </w:r>
     </w:p>
     <w:p>
       <w:pPr>
@@ -154,14 +206,27 @@
           <w:lang w:val="it-IT"/>
         </w:rPr>
       </w:pPr>
-      <w:hyperlink w:anchor="cat_linfociti_b_e_anticorpi" w:history="1">
-        <w:r>
-          <w:rPr>
-            <w:lang w:val="it-IT"/>
-          </w:rPr>
-          <w:t>Linfociti B e anticorpi (120 domande)</w:t>
-        </w:r>
-      </w:hyperlink>
+      <w:r>
+        <w:fldChar w:fldCharType="begin"/>
+      </w:r>
+      <w:r>
+        <w:rPr>
+          <w:lang w:val="it-IT"/>
+        </w:rPr>
+        <w:instrText>HYPERLINK \l "cat_linfociti_b_e_anticorpi"</w:instrText>
+      </w:r>
+      <w:r>
+        <w:fldChar w:fldCharType="separate"/>
+      </w:r>
+      <w:r>
+        <w:rPr>
+          <w:lang w:val="it-IT"/>
+        </w:rPr>
+        <w:t>Linfociti B e anticorpi (120 domande)</w:t>
+      </w:r>
+      <w:r>
+        <w:fldChar w:fldCharType="end"/>
+      </w:r>
     </w:p>
     <w:p>
       <w:pPr>
@@ -170,14 +235,27 @@
           <w:lang w:val="it-IT"/>
         </w:rPr>
       </w:pPr>
-      <w:hyperlink w:anchor="cat_organi_linfoidi_e_traffico_cellulare" w:history="1">
-        <w:r>
-          <w:rPr>
-            <w:lang w:val="it-IT"/>
-          </w:rPr>
-          <w:t>Organi linfoidi e traffico cellulare (35 domande)</w:t>
-        </w:r>
-      </w:hyperlink>
+      <w:r>
+        <w:fldChar w:fldCharType="begin"/>
+      </w:r>
+      <w:r>
+        <w:rPr>
+          <w:lang w:val="it-IT"/>
+        </w:rPr>
+        <w:instrText>HYPERLINK \l "cat_organi_linfoidi_e_traffico_cellulare"</w:instrText>
+      </w:r>
+      <w:r>
+        <w:fldChar w:fldCharType="separate"/>
+      </w:r>
+      <w:r>
+        <w:rPr>
+          <w:lang w:val="it-IT"/>
+        </w:rPr>
+        <w:t>Organi linfoidi e traffico cellulare (35 domande)</w:t>
+      </w:r>
+      <w:r>
+        <w:fldChar w:fldCharType="end"/>
+      </w:r>
     </w:p>
     <w:p>
       <w:pPr>
@@ -186,14 +264,27 @@
           <w:lang w:val="it-IT"/>
         </w:rPr>
       </w:pPr>
-      <w:hyperlink w:anchor="cat_memoria_vaccini_e_immunopatologia" w:history="1">
-        <w:r>
-          <w:rPr>
-            <w:lang w:val="it-IT"/>
-          </w:rPr>
-          <w:t>Memoria, vaccini e immunopatologia (49 domande)</w:t>
-        </w:r>
-      </w:hyperlink>
+      <w:r>
+        <w:fldChar w:fldCharType="begin"/>
+      </w:r>
+      <w:r>
+        <w:rPr>
+          <w:lang w:val="it-IT"/>
+        </w:rPr>
+        <w:instrText>HYPERLINK \l "cat_memoria_vaccini_e_immunopatologia"</w:instrText>
+      </w:r>
+      <w:r>
+        <w:fldChar w:fldCharType="separate"/>
+      </w:r>
+      <w:r>
+        <w:rPr>
+          <w:lang w:val="it-IT"/>
+        </w:rPr>
+        <w:t>Memoria, vaccini e immunopatologia (49 domande)</w:t>
+      </w:r>
+      <w:r>
+        <w:fldChar w:fldCharType="end"/>
+      </w:r>
     </w:p>
     <w:p>
       <w:pPr>
@@ -49403,7 +49494,6 @@
       </w:pPr>
       <w:r>
         <w:rPr>
-          <w:highlight w:val="yellow"/>
           <w:lang w:val="it-IT"/>
         </w:rPr>
         <w:t>C) Le chemochine sono fondamentali per la guarigione delle ferite e l’integrità degli epiteli</w:t>
@@ -49434,6 +49524,7 @@
       </w:pPr>
       <w:r>
         <w:rPr>
+          <w:highlight w:val="yellow"/>
           <w:lang w:val="it-IT"/>
         </w:rPr>
         <w:t xml:space="preserve">E) I recettori per la famiglia delle citochine di tipo I hanno una sequenza </w:t>
@@ -49441,6 +49532,7 @@
       <w:proofErr w:type="spellStart"/>
       <w:r>
         <w:rPr>
+          <w:highlight w:val="yellow"/>
           <w:lang w:val="it-IT"/>
         </w:rPr>
         <w:t>aminoacidica</w:t>
@@ -49448,6 +49540,7 @@
       <w:proofErr w:type="spellEnd"/>
       <w:r>
         <w:rPr>
+          <w:highlight w:val="yellow"/>
           <w:lang w:val="it-IT"/>
         </w:rPr>
         <w:t xml:space="preserve"> conservata nel dominio intracellulare</w:t>
